--- a/111/第一版.docx
+++ b/111/第一版.docx
@@ -62,254 +62,286 @@
         </w:rPr>
         <w:t>玩法设计</w:t>
       </w:r>
+    </w:p>
+    <w:p>
+      <w:pPr>
+        <w:numPr>
+          <w:ilvl w:val="0"/>
+          <w:numId w:val="1"/>
+        </w:numPr>
+        <w:rPr>
+          <w:rFonts w:hint="default"/>
+          <w:lang w:val="en-US" w:eastAsia="zh-CN"/>
+        </w:rPr>
+      </w:pPr>
+      <w:r>
+        <w:rPr>
+          <w:rFonts w:hint="eastAsia"/>
+          <w:lang w:val="en-US" w:eastAsia="zh-CN"/>
+        </w:rPr>
+        <w:t>场景设计</w:t>
+      </w:r>
+    </w:p>
+    <w:p>
+      <w:pPr>
+        <w:widowControl w:val="0"/>
+        <w:numPr>
+          <w:ilvl w:val="0"/>
+          <w:numId w:val="0"/>
+        </w:numPr>
+        <w:jc w:val="both"/>
+        <w:rPr>
+          <w:rFonts w:hint="eastAsia"/>
+          <w:lang w:val="en-US" w:eastAsia="zh-CN"/>
+        </w:rPr>
+      </w:pPr>
+    </w:p>
+    <w:p>
+      <w:pPr>
+        <w:widowControl w:val="0"/>
+        <w:numPr>
+          <w:ilvl w:val="0"/>
+          <w:numId w:val="0"/>
+        </w:numPr>
+        <w:jc w:val="both"/>
+        <w:rPr>
+          <w:rFonts w:hint="eastAsia"/>
+          <w:lang w:val="en-US" w:eastAsia="zh-CN"/>
+        </w:rPr>
+      </w:pPr>
+    </w:p>
+    <w:p>
+      <w:pPr>
+        <w:widowControl w:val="0"/>
+        <w:numPr>
+          <w:ilvl w:val="0"/>
+          <w:numId w:val="0"/>
+        </w:numPr>
+        <w:jc w:val="both"/>
+        <w:rPr>
+          <w:rFonts w:hint="eastAsia"/>
+          <w:lang w:val="en-US" w:eastAsia="zh-CN"/>
+        </w:rPr>
+      </w:pPr>
+      <w:r>
+        <w:rPr>
+          <w:rFonts w:hint="eastAsia"/>
+          <w:lang w:val="en-US" w:eastAsia="zh-CN"/>
+        </w:rPr>
+        <w:t>玩法设计：</w:t>
+      </w:r>
+    </w:p>
+    <w:p>
+      <w:pPr>
+        <w:widowControl w:val="0"/>
+        <w:numPr>
+          <w:ilvl w:val="0"/>
+          <w:numId w:val="2"/>
+        </w:numPr>
+        <w:jc w:val="both"/>
+        <w:rPr>
+          <w:rFonts w:hint="eastAsia"/>
+          <w:lang w:val="en-US" w:eastAsia="zh-CN"/>
+        </w:rPr>
+      </w:pPr>
+      <w:r>
+        <w:rPr>
+          <w:rFonts w:hint="eastAsia"/>
+          <w:lang w:val="en-US" w:eastAsia="zh-CN"/>
+        </w:rPr>
+        <w:t>背包系统</w:t>
+      </w:r>
+    </w:p>
+    <w:p>
+      <w:pPr>
+        <w:widowControl w:val="0"/>
+        <w:numPr>
+          <w:ilvl w:val="0"/>
+          <w:numId w:val="2"/>
+        </w:numPr>
+        <w:jc w:val="both"/>
+        <w:rPr>
+          <w:rFonts w:hint="default"/>
+          <w:lang w:val="en-US" w:eastAsia="zh-CN"/>
+        </w:rPr>
+      </w:pPr>
+      <w:r>
+        <w:rPr>
+          <w:rFonts w:hint="eastAsia"/>
+          <w:lang w:val="en-US" w:eastAsia="zh-CN"/>
+        </w:rPr>
+        <w:t>可拾取道具</w:t>
+      </w:r>
+    </w:p>
+    <w:p>
+      <w:pPr>
+        <w:widowControl w:val="0"/>
+        <w:numPr>
+          <w:ilvl w:val="0"/>
+          <w:numId w:val="2"/>
+        </w:numPr>
+        <w:jc w:val="both"/>
+        <w:rPr>
+          <w:rFonts w:hint="default"/>
+          <w:lang w:val="en-US" w:eastAsia="zh-CN"/>
+        </w:rPr>
+      </w:pPr>
+      <w:r>
+        <w:rPr>
+          <w:rFonts w:hint="eastAsia"/>
+          <w:lang w:val="en-US" w:eastAsia="zh-CN"/>
+        </w:rPr>
+        <w:t>提示</w:t>
+      </w:r>
+    </w:p>
+    <w:p>
+      <w:pPr>
+        <w:widowControl w:val="0"/>
+        <w:numPr>
+          <w:ilvl w:val="0"/>
+          <w:numId w:val="0"/>
+        </w:numPr>
+        <w:jc w:val="both"/>
+        <w:rPr>
+          <w:rFonts w:hint="eastAsia"/>
+          <w:lang w:val="en-US" w:eastAsia="zh-CN"/>
+        </w:rPr>
+      </w:pPr>
+    </w:p>
+    <w:p>
+      <w:pPr>
+        <w:widowControl w:val="0"/>
+        <w:numPr>
+          <w:ilvl w:val="0"/>
+          <w:numId w:val="0"/>
+        </w:numPr>
+        <w:jc w:val="both"/>
+        <w:rPr>
+          <w:rFonts w:hint="eastAsia"/>
+          <w:lang w:val="en-US" w:eastAsia="zh-CN"/>
+        </w:rPr>
+      </w:pPr>
+      <w:r>
+        <w:rPr>
+          <w:rFonts w:hint="eastAsia"/>
+          <w:lang w:val="en-US" w:eastAsia="zh-CN"/>
+        </w:rPr>
+        <w:t>场景设计：</w:t>
+      </w:r>
+    </w:p>
+    <w:p>
+      <w:pPr>
+        <w:widowControl w:val="0"/>
+        <w:numPr>
+          <w:ilvl w:val="0"/>
+          <w:numId w:val="3"/>
+        </w:numPr>
+        <w:jc w:val="both"/>
+        <w:rPr>
+          <w:rFonts w:hint="default"/>
+          <w:lang w:val="en-US" w:eastAsia="zh-CN"/>
+        </w:rPr>
+      </w:pPr>
+      <w:r>
+        <w:rPr>
+          <w:rFonts w:hint="eastAsia"/>
+          <w:lang w:val="en-US" w:eastAsia="zh-CN"/>
+        </w:rPr>
+        <w:t>天空，日出日落，云，</w:t>
+      </w:r>
+    </w:p>
+    <w:p>
+      <w:pPr>
+        <w:widowControl w:val="0"/>
+        <w:numPr>
+          <w:ilvl w:val="0"/>
+          <w:numId w:val="0"/>
+        </w:numPr>
+        <w:jc w:val="both"/>
+        <w:rPr>
+          <w:rFonts w:hint="eastAsia"/>
+          <w:lang w:val="en-US" w:eastAsia="zh-CN"/>
+        </w:rPr>
+      </w:pPr>
+    </w:p>
+    <w:p>
+      <w:pPr>
+        <w:widowControl w:val="0"/>
+        <w:numPr>
+          <w:ilvl w:val="0"/>
+          <w:numId w:val="0"/>
+        </w:numPr>
+        <w:jc w:val="both"/>
+        <w:rPr>
+          <w:rFonts w:hint="eastAsia"/>
+          <w:lang w:val="en-US" w:eastAsia="zh-CN"/>
+        </w:rPr>
+      </w:pPr>
+    </w:p>
+    <w:p>
+      <w:pPr>
+        <w:widowControl w:val="0"/>
+        <w:numPr>
+          <w:ilvl w:val="0"/>
+          <w:numId w:val="0"/>
+        </w:numPr>
+        <w:jc w:val="both"/>
+        <w:rPr>
+          <w:rFonts w:hint="eastAsia"/>
+          <w:lang w:val="en-US" w:eastAsia="zh-CN"/>
+        </w:rPr>
+      </w:pPr>
+      <w:r>
+        <w:rPr>
+          <w:rFonts w:hint="eastAsia"/>
+          <w:lang w:val="en-US" w:eastAsia="zh-CN"/>
+        </w:rPr>
+        <w:t>游戏背景（初版）</w:t>
+      </w:r>
+    </w:p>
+    <w:p>
+      <w:pPr>
+        <w:widowControl w:val="0"/>
+        <w:numPr>
+          <w:ilvl w:val="0"/>
+          <w:numId w:val="0"/>
+        </w:numPr>
+        <w:ind w:firstLine="420" w:firstLineChars="0"/>
+        <w:jc w:val="both"/>
+        <w:rPr>
+          <w:rFonts w:hint="default"/>
+          <w:lang w:val="en-US" w:eastAsia="zh-CN"/>
+        </w:rPr>
+      </w:pPr>
       <w:bookmarkStart w:id="0" w:name="_GoBack"/>
-      <w:bookmarkEnd w:id="0"/>
-    </w:p>
-    <w:p>
-      <w:pPr>
-        <w:numPr>
-          <w:ilvl w:val="0"/>
-          <w:numId w:val="1"/>
-        </w:numPr>
-        <w:rPr>
-          <w:rFonts w:hint="default"/>
-          <w:lang w:val="en-US" w:eastAsia="zh-CN"/>
-        </w:rPr>
-      </w:pPr>
-      <w:r>
-        <w:rPr>
-          <w:rFonts w:hint="eastAsia"/>
-          <w:lang w:val="en-US" w:eastAsia="zh-CN"/>
-        </w:rPr>
-        <w:t>场景设计</w:t>
-      </w:r>
-    </w:p>
-    <w:p>
-      <w:pPr>
-        <w:widowControl w:val="0"/>
-        <w:numPr>
-          <w:numId w:val="0"/>
-        </w:numPr>
-        <w:jc w:val="both"/>
-        <w:rPr>
-          <w:rFonts w:hint="eastAsia"/>
-          <w:lang w:val="en-US" w:eastAsia="zh-CN"/>
-        </w:rPr>
-      </w:pPr>
-    </w:p>
-    <w:p>
-      <w:pPr>
-        <w:widowControl w:val="0"/>
-        <w:numPr>
-          <w:numId w:val="0"/>
-        </w:numPr>
-        <w:jc w:val="both"/>
-        <w:rPr>
-          <w:rFonts w:hint="eastAsia"/>
-          <w:lang w:val="en-US" w:eastAsia="zh-CN"/>
-        </w:rPr>
-      </w:pPr>
-    </w:p>
-    <w:p>
-      <w:pPr>
-        <w:widowControl w:val="0"/>
-        <w:numPr>
-          <w:numId w:val="0"/>
-        </w:numPr>
-        <w:jc w:val="both"/>
-        <w:rPr>
-          <w:rFonts w:hint="eastAsia"/>
-          <w:lang w:val="en-US" w:eastAsia="zh-CN"/>
-        </w:rPr>
-      </w:pPr>
-      <w:r>
-        <w:rPr>
-          <w:rFonts w:hint="eastAsia"/>
-          <w:lang w:val="en-US" w:eastAsia="zh-CN"/>
-        </w:rPr>
-        <w:t>玩法设计：</w:t>
-      </w:r>
-    </w:p>
-    <w:p>
-      <w:pPr>
-        <w:widowControl w:val="0"/>
-        <w:numPr>
-          <w:ilvl w:val="0"/>
-          <w:numId w:val="2"/>
-        </w:numPr>
-        <w:jc w:val="both"/>
-        <w:rPr>
-          <w:rFonts w:hint="eastAsia"/>
-          <w:lang w:val="en-US" w:eastAsia="zh-CN"/>
-        </w:rPr>
-      </w:pPr>
-      <w:r>
-        <w:rPr>
-          <w:rFonts w:hint="eastAsia"/>
-          <w:lang w:val="en-US" w:eastAsia="zh-CN"/>
-        </w:rPr>
-        <w:t>背包系统</w:t>
-      </w:r>
-    </w:p>
-    <w:p>
-      <w:pPr>
-        <w:widowControl w:val="0"/>
-        <w:numPr>
-          <w:ilvl w:val="0"/>
-          <w:numId w:val="2"/>
-        </w:numPr>
-        <w:jc w:val="both"/>
-        <w:rPr>
-          <w:rFonts w:hint="default"/>
-          <w:lang w:val="en-US" w:eastAsia="zh-CN"/>
-        </w:rPr>
-      </w:pPr>
-      <w:r>
-        <w:rPr>
-          <w:rFonts w:hint="eastAsia"/>
-          <w:lang w:val="en-US" w:eastAsia="zh-CN"/>
-        </w:rPr>
-        <w:t>可拾取道具</w:t>
-      </w:r>
-    </w:p>
-    <w:p>
-      <w:pPr>
-        <w:widowControl w:val="0"/>
-        <w:numPr>
-          <w:ilvl w:val="0"/>
-          <w:numId w:val="2"/>
-        </w:numPr>
-        <w:jc w:val="both"/>
-        <w:rPr>
-          <w:rFonts w:hint="default"/>
-          <w:lang w:val="en-US" w:eastAsia="zh-CN"/>
-        </w:rPr>
-      </w:pPr>
-      <w:r>
-        <w:rPr>
-          <w:rFonts w:hint="eastAsia"/>
-          <w:lang w:val="en-US" w:eastAsia="zh-CN"/>
-        </w:rPr>
-        <w:t>提示</w:t>
-      </w:r>
-    </w:p>
-    <w:p>
-      <w:pPr>
-        <w:widowControl w:val="0"/>
-        <w:numPr>
-          <w:numId w:val="0"/>
-        </w:numPr>
-        <w:jc w:val="both"/>
-        <w:rPr>
-          <w:rFonts w:hint="eastAsia"/>
-          <w:lang w:val="en-US" w:eastAsia="zh-CN"/>
-        </w:rPr>
-      </w:pPr>
-    </w:p>
-    <w:p>
-      <w:pPr>
-        <w:widowControl w:val="0"/>
-        <w:numPr>
-          <w:numId w:val="0"/>
-        </w:numPr>
-        <w:jc w:val="both"/>
-        <w:rPr>
-          <w:rFonts w:hint="eastAsia"/>
-          <w:lang w:val="en-US" w:eastAsia="zh-CN"/>
-        </w:rPr>
-      </w:pPr>
-      <w:r>
-        <w:rPr>
-          <w:rFonts w:hint="eastAsia"/>
-          <w:lang w:val="en-US" w:eastAsia="zh-CN"/>
-        </w:rPr>
-        <w:t>场景设计：</w:t>
-      </w:r>
-    </w:p>
-    <w:p>
-      <w:pPr>
-        <w:widowControl w:val="0"/>
-        <w:numPr>
-          <w:ilvl w:val="0"/>
-          <w:numId w:val="3"/>
-        </w:numPr>
-        <w:jc w:val="both"/>
-        <w:rPr>
-          <w:rFonts w:hint="default"/>
-          <w:lang w:val="en-US" w:eastAsia="zh-CN"/>
-        </w:rPr>
-      </w:pPr>
-      <w:r>
-        <w:rPr>
-          <w:rFonts w:hint="eastAsia"/>
-          <w:lang w:val="en-US" w:eastAsia="zh-CN"/>
-        </w:rPr>
-        <w:t>天空，日出日落，云，</w:t>
-      </w:r>
-    </w:p>
-    <w:p>
-      <w:pPr>
-        <w:widowControl w:val="0"/>
-        <w:numPr>
-          <w:numId w:val="0"/>
-        </w:numPr>
-        <w:jc w:val="both"/>
-        <w:rPr>
-          <w:rFonts w:hint="eastAsia"/>
-          <w:lang w:val="en-US" w:eastAsia="zh-CN"/>
-        </w:rPr>
-      </w:pPr>
-    </w:p>
-    <w:p>
-      <w:pPr>
-        <w:widowControl w:val="0"/>
-        <w:numPr>
-          <w:numId w:val="0"/>
-        </w:numPr>
-        <w:jc w:val="both"/>
-        <w:rPr>
-          <w:rFonts w:hint="eastAsia"/>
-          <w:lang w:val="en-US" w:eastAsia="zh-CN"/>
-        </w:rPr>
-      </w:pPr>
-    </w:p>
-    <w:p>
-      <w:pPr>
-        <w:widowControl w:val="0"/>
-        <w:numPr>
-          <w:numId w:val="0"/>
-        </w:numPr>
-        <w:jc w:val="both"/>
-        <w:rPr>
-          <w:rFonts w:hint="default"/>
-          <w:lang w:val="en-US" w:eastAsia="zh-CN"/>
-        </w:rPr>
-      </w:pPr>
-      <w:r>
-        <w:rPr>
-          <w:rFonts w:hint="eastAsia"/>
-          <w:lang w:val="en-US" w:eastAsia="zh-CN"/>
-        </w:rPr>
-        <w:t>游戏背景（初版）</w:t>
-      </w:r>
-    </w:p>
-    <w:p>
-      <w:pPr>
-        <w:widowControl w:val="0"/>
-        <w:numPr>
-          <w:numId w:val="0"/>
-        </w:numPr>
-        <w:jc w:val="both"/>
-        <w:rPr>
-          <w:rFonts w:hint="eastAsia"/>
-          <w:lang w:val="en-US" w:eastAsia="zh-CN"/>
-        </w:rPr>
-      </w:pPr>
-    </w:p>
-    <w:p>
-      <w:pPr>
-        <w:widowControl w:val="0"/>
-        <w:numPr>
+      <w:r>
+        <w:rPr>
+          <w:rFonts w:hint="eastAsia"/>
+          <w:lang w:val="en-US" w:eastAsia="zh-CN"/>
+        </w:rPr>
+        <w:t>你其实是被圈养的人，有一天饲养主嫌你的生活太过无趣，于是设计了一些地图，让你去闯关，以此提高自己的乐趣。</w:t>
+      </w:r>
+    </w:p>
+    <w:bookmarkEnd w:id="0"/>
+    <w:p>
+      <w:pPr>
+        <w:widowControl w:val="0"/>
+        <w:numPr>
+          <w:ilvl w:val="0"/>
+          <w:numId w:val="0"/>
+        </w:numPr>
+        <w:jc w:val="both"/>
+        <w:rPr>
+          <w:rFonts w:hint="eastAsia"/>
+          <w:lang w:val="en-US" w:eastAsia="zh-CN"/>
+        </w:rPr>
+      </w:pPr>
+    </w:p>
+    <w:p>
+      <w:pPr>
+        <w:widowControl w:val="0"/>
+        <w:numPr>
+          <w:ilvl w:val="0"/>
           <w:numId w:val="0"/>
         </w:numPr>
         <w:jc w:val="both"/>
